--- a/crates/unluminous-word/tests/fixtures/fields.docx
+++ b/crates/unluminous-word/tests/fixtures/fields.docx
@@ -49,7 +49,7 @@
         <w:rPr>
           <w:noProof/>
         </w:rPr>
-        <w:instrText xml:space="preserve"> PAGEREF _Toc243666636 \h </w:instrText>
+        <w:instrText xml:space="preserve"> PAGEREF _Toc243667308 \h </w:instrText>
       </w:r>
       <w:r>
         <w:rPr>
@@ -108,7 +108,7 @@
         <w:rPr>
           <w:noProof/>
         </w:rPr>
-        <w:instrText xml:space="preserve"> PAGEREF _Toc243666637 \h </w:instrText>
+        <w:instrText xml:space="preserve"> PAGEREF _Toc243667309 \h </w:instrText>
       </w:r>
       <w:r>
         <w:rPr>
@@ -167,7 +167,7 @@
         <w:rPr>
           <w:noProof/>
         </w:rPr>
-        <w:instrText xml:space="preserve"> PAGEREF _Toc243666638 \h </w:instrText>
+        <w:instrText xml:space="preserve"> PAGEREF _Toc243667310 \h </w:instrText>
       </w:r>
       <w:r>
         <w:rPr>
@@ -226,7 +226,7 @@
         <w:rPr>
           <w:noProof/>
         </w:rPr>
-        <w:instrText xml:space="preserve"> PAGEREF _Toc243666639 \h </w:instrText>
+        <w:instrText xml:space="preserve"> PAGEREF _Toc243667311 \h </w:instrText>
       </w:r>
       <w:r>
         <w:rPr>
@@ -261,7 +261,7 @@
       <w:pPr>
         <w:pStyle w:val="Heading1"/>
       </w:pPr>
-      <w:bookmarkStart w:id="0" w:name="_Toc243666636"/>
+      <w:bookmarkStart w:id="0" w:name="_Toc243667308"/>
       <w:r>
         <w:t>First chapter</w:t>
       </w:r>
@@ -276,7 +276,7 @@
       <w:pPr>
         <w:pStyle w:val="Heading2"/>
       </w:pPr>
-      <w:bookmarkStart w:id="1" w:name="_Toc243666637"/>
+      <w:bookmarkStart w:id="1" w:name="_Toc243667309"/>
       <w:r>
         <w:t>A section</w:t>
       </w:r>
@@ -291,7 +291,7 @@
       <w:pPr>
         <w:pStyle w:val="Heading3"/>
       </w:pPr>
-      <w:bookmarkStart w:id="2" w:name="_Toc243666638"/>
+      <w:bookmarkStart w:id="2" w:name="_Toc243667310"/>
       <w:r>
         <w:t>A subsection</w:t>
       </w:r>
@@ -308,7 +308,7 @@
       <w:pPr>
         <w:pStyle w:val="Heading1"/>
       </w:pPr>
-      <w:bookmarkStart w:id="4" w:name="_Toc243666639"/>
+      <w:bookmarkStart w:id="4" w:name="_Toc243667311"/>
       <w:r>
         <w:t>Second chapter</w:t>
       </w:r>
@@ -800,7 +800,7 @@
     <w:link w:val="Heading1Char"/>
     <w:uiPriority w:val="9"/>
     <w:qFormat/>
-    <w:rsid w:val="0045292B"/>
+    <w:rsid w:val="00EE3D20"/>
     <w:pPr>
       <w:keepNext/>
       <w:keepLines/>
@@ -822,7 +822,7 @@
     <w:uiPriority w:val="9"/>
     <w:unhideWhenUsed/>
     <w:qFormat/>
-    <w:rsid w:val="0045292B"/>
+    <w:rsid w:val="00EE3D20"/>
     <w:pPr>
       <w:keepNext/>
       <w:keepLines/>
@@ -844,7 +844,7 @@
     <w:uiPriority w:val="9"/>
     <w:unhideWhenUsed/>
     <w:qFormat/>
-    <w:rsid w:val="0045292B"/>
+    <w:rsid w:val="00EE3D20"/>
     <w:pPr>
       <w:keepNext/>
       <w:keepLines/>
@@ -867,7 +867,7 @@
     <w:semiHidden/>
     <w:unhideWhenUsed/>
     <w:qFormat/>
-    <w:rsid w:val="0045292B"/>
+    <w:rsid w:val="00EE3D20"/>
     <w:pPr>
       <w:keepNext/>
       <w:keepLines/>
@@ -890,7 +890,7 @@
     <w:semiHidden/>
     <w:unhideWhenUsed/>
     <w:qFormat/>
-    <w:rsid w:val="0045292B"/>
+    <w:rsid w:val="00EE3D20"/>
     <w:pPr>
       <w:keepNext/>
       <w:keepLines/>
@@ -911,7 +911,7 @@
     <w:semiHidden/>
     <w:unhideWhenUsed/>
     <w:qFormat/>
-    <w:rsid w:val="0045292B"/>
+    <w:rsid w:val="00EE3D20"/>
     <w:pPr>
       <w:keepNext/>
       <w:keepLines/>
@@ -934,7 +934,7 @@
     <w:semiHidden/>
     <w:unhideWhenUsed/>
     <w:qFormat/>
-    <w:rsid w:val="0045292B"/>
+    <w:rsid w:val="00EE3D20"/>
     <w:pPr>
       <w:keepNext/>
       <w:keepLines/>
@@ -955,7 +955,7 @@
     <w:semiHidden/>
     <w:unhideWhenUsed/>
     <w:qFormat/>
-    <w:rsid w:val="0045292B"/>
+    <w:rsid w:val="00EE3D20"/>
     <w:pPr>
       <w:keepNext/>
       <w:keepLines/>
@@ -978,7 +978,7 @@
     <w:semiHidden/>
     <w:unhideWhenUsed/>
     <w:qFormat/>
-    <w:rsid w:val="0045292B"/>
+    <w:rsid w:val="00EE3D20"/>
     <w:pPr>
       <w:keepNext/>
       <w:keepLines/>
@@ -1021,7 +1021,7 @@
     <w:basedOn w:val="DefaultParagraphFont"/>
     <w:link w:val="Heading1"/>
     <w:uiPriority w:val="9"/>
-    <w:rsid w:val="0045292B"/>
+    <w:rsid w:val="00EE3D20"/>
     <w:rPr>
       <w:rFonts w:asciiTheme="majorHAnsi" w:eastAsiaTheme="majorEastAsia" w:hAnsiTheme="majorHAnsi" w:cstheme="majorBidi"/>
       <w:color w:val="0F4761" w:themeColor="accent1" w:themeShade="BF"/>
@@ -1034,7 +1034,7 @@
     <w:basedOn w:val="DefaultParagraphFont"/>
     <w:link w:val="Heading2"/>
     <w:uiPriority w:val="9"/>
-    <w:rsid w:val="0045292B"/>
+    <w:rsid w:val="00EE3D20"/>
     <w:rPr>
       <w:rFonts w:asciiTheme="majorHAnsi" w:eastAsiaTheme="majorEastAsia" w:hAnsiTheme="majorHAnsi" w:cstheme="majorBidi"/>
       <w:color w:val="0F4761" w:themeColor="accent1" w:themeShade="BF"/>
@@ -1047,7 +1047,7 @@
     <w:basedOn w:val="DefaultParagraphFont"/>
     <w:link w:val="Heading3"/>
     <w:uiPriority w:val="9"/>
-    <w:rsid w:val="0045292B"/>
+    <w:rsid w:val="00EE3D20"/>
     <w:rPr>
       <w:rFonts w:eastAsiaTheme="majorEastAsia" w:cstheme="majorBidi"/>
       <w:color w:val="0F4761" w:themeColor="accent1" w:themeShade="BF"/>
@@ -1061,7 +1061,7 @@
     <w:link w:val="Heading4"/>
     <w:uiPriority w:val="9"/>
     <w:semiHidden/>
-    <w:rsid w:val="0045292B"/>
+    <w:rsid w:val="00EE3D20"/>
     <w:rPr>
       <w:rFonts w:eastAsiaTheme="majorEastAsia" w:cstheme="majorBidi"/>
       <w:i/>
@@ -1075,7 +1075,7 @@
     <w:link w:val="Heading5"/>
     <w:uiPriority w:val="9"/>
     <w:semiHidden/>
-    <w:rsid w:val="0045292B"/>
+    <w:rsid w:val="00EE3D20"/>
     <w:rPr>
       <w:rFonts w:eastAsiaTheme="majorEastAsia" w:cstheme="majorBidi"/>
       <w:color w:val="0F4761" w:themeColor="accent1" w:themeShade="BF"/>
@@ -1087,7 +1087,7 @@
     <w:link w:val="Heading6"/>
     <w:uiPriority w:val="9"/>
     <w:semiHidden/>
-    <w:rsid w:val="0045292B"/>
+    <w:rsid w:val="00EE3D20"/>
     <w:rPr>
       <w:rFonts w:eastAsiaTheme="majorEastAsia" w:cstheme="majorBidi"/>
       <w:i/>
@@ -1101,7 +1101,7 @@
     <w:link w:val="Heading7"/>
     <w:uiPriority w:val="9"/>
     <w:semiHidden/>
-    <w:rsid w:val="0045292B"/>
+    <w:rsid w:val="00EE3D20"/>
     <w:rPr>
       <w:rFonts w:eastAsiaTheme="majorEastAsia" w:cstheme="majorBidi"/>
       <w:color w:val="595959" w:themeColor="text1" w:themeTint="A6"/>
@@ -1113,7 +1113,7 @@
     <w:link w:val="Heading8"/>
     <w:uiPriority w:val="9"/>
     <w:semiHidden/>
-    <w:rsid w:val="0045292B"/>
+    <w:rsid w:val="00EE3D20"/>
     <w:rPr>
       <w:rFonts w:eastAsiaTheme="majorEastAsia" w:cstheme="majorBidi"/>
       <w:i/>
@@ -1127,7 +1127,7 @@
     <w:link w:val="Heading9"/>
     <w:uiPriority w:val="9"/>
     <w:semiHidden/>
-    <w:rsid w:val="0045292B"/>
+    <w:rsid w:val="00EE3D20"/>
     <w:rPr>
       <w:rFonts w:eastAsiaTheme="majorEastAsia" w:cstheme="majorBidi"/>
       <w:color w:val="272727" w:themeColor="text1" w:themeTint="D8"/>
@@ -1140,7 +1140,7 @@
     <w:link w:val="TitleChar"/>
     <w:uiPriority w:val="10"/>
     <w:qFormat/>
-    <w:rsid w:val="0045292B"/>
+    <w:rsid w:val="00EE3D20"/>
     <w:pPr>
       <w:spacing w:after="80" w:line="240" w:lineRule="auto"/>
       <w:contextualSpacing/>
@@ -1158,7 +1158,7 @@
     <w:basedOn w:val="DefaultParagraphFont"/>
     <w:link w:val="Title"/>
     <w:uiPriority w:val="10"/>
-    <w:rsid w:val="0045292B"/>
+    <w:rsid w:val="00EE3D20"/>
     <w:rPr>
       <w:rFonts w:asciiTheme="majorHAnsi" w:eastAsiaTheme="majorEastAsia" w:hAnsiTheme="majorHAnsi" w:cstheme="majorBidi"/>
       <w:spacing w:val="-10"/>
@@ -1174,7 +1174,7 @@
     <w:link w:val="SubtitleChar"/>
     <w:uiPriority w:val="11"/>
     <w:qFormat/>
-    <w:rsid w:val="0045292B"/>
+    <w:rsid w:val="00EE3D20"/>
     <w:pPr>
       <w:numPr>
         <w:ilvl w:val="1"/>
@@ -1193,7 +1193,7 @@
     <w:basedOn w:val="DefaultParagraphFont"/>
     <w:link w:val="Subtitle"/>
     <w:uiPriority w:val="11"/>
-    <w:rsid w:val="0045292B"/>
+    <w:rsid w:val="00EE3D20"/>
     <w:rPr>
       <w:rFonts w:eastAsiaTheme="majorEastAsia" w:cstheme="majorBidi"/>
       <w:color w:val="595959" w:themeColor="text1" w:themeTint="A6"/>
@@ -1209,7 +1209,7 @@
     <w:link w:val="QuoteChar"/>
     <w:uiPriority w:val="29"/>
     <w:qFormat/>
-    <w:rsid w:val="0045292B"/>
+    <w:rsid w:val="00EE3D20"/>
     <w:pPr>
       <w:spacing w:before="160"/>
       <w:jc w:val="center"/>
@@ -1225,7 +1225,7 @@
     <w:basedOn w:val="DefaultParagraphFont"/>
     <w:link w:val="Quote"/>
     <w:uiPriority w:val="29"/>
-    <w:rsid w:val="0045292B"/>
+    <w:rsid w:val="00EE3D20"/>
     <w:rPr>
       <w:i/>
       <w:iCs/>
@@ -1237,7 +1237,7 @@
     <w:basedOn w:val="Normal"/>
     <w:uiPriority w:val="34"/>
     <w:qFormat/>
-    <w:rsid w:val="0045292B"/>
+    <w:rsid w:val="00EE3D20"/>
     <w:pPr>
       <w:ind w:left="720"/>
       <w:contextualSpacing/>
@@ -1248,7 +1248,7 @@
     <w:basedOn w:val="DefaultParagraphFont"/>
     <w:uiPriority w:val="21"/>
     <w:qFormat/>
-    <w:rsid w:val="0045292B"/>
+    <w:rsid w:val="00EE3D20"/>
     <w:rPr>
       <w:i/>
       <w:iCs/>
@@ -1262,7 +1262,7 @@
     <w:link w:val="IntenseQuoteChar"/>
     <w:uiPriority w:val="30"/>
     <w:qFormat/>
-    <w:rsid w:val="0045292B"/>
+    <w:rsid w:val="00EE3D20"/>
     <w:pPr>
       <w:pBdr>
         <w:top w:val="single" w:sz="4" w:space="10" w:color="0F4761" w:themeColor="accent1" w:themeShade="BF"/>
@@ -1283,7 +1283,7 @@
     <w:basedOn w:val="DefaultParagraphFont"/>
     <w:link w:val="IntenseQuote"/>
     <w:uiPriority w:val="30"/>
-    <w:rsid w:val="0045292B"/>
+    <w:rsid w:val="00EE3D20"/>
     <w:rPr>
       <w:i/>
       <w:iCs/>
@@ -1295,7 +1295,7 @@
     <w:basedOn w:val="DefaultParagraphFont"/>
     <w:uiPriority w:val="32"/>
     <w:qFormat/>
-    <w:rsid w:val="0045292B"/>
+    <w:rsid w:val="00EE3D20"/>
     <w:rPr>
       <w:b/>
       <w:bCs/>
@@ -1309,7 +1309,7 @@
     <w:basedOn w:val="DefaultParagraphFont"/>
     <w:uiPriority w:val="99"/>
     <w:unhideWhenUsed/>
-    <w:rsid w:val="0045292B"/>
+    <w:rsid w:val="00EE3D20"/>
     <w:rPr>
       <w:color w:val="467886" w:themeColor="hyperlink"/>
       <w:u w:val="single"/>
@@ -1321,7 +1321,7 @@
     <w:uiPriority w:val="99"/>
     <w:semiHidden/>
     <w:unhideWhenUsed/>
-    <w:rsid w:val="0045292B"/>
+    <w:rsid w:val="00EE3D20"/>
     <w:rPr>
       <w:color w:val="605E5C"/>
       <w:shd w:val="clear" w:color="auto" w:fill="E1DFDD"/>
@@ -1334,7 +1334,7 @@
     <w:uiPriority w:val="35"/>
     <w:unhideWhenUsed/>
     <w:qFormat/>
-    <w:rsid w:val="0045292B"/>
+    <w:rsid w:val="00EE3D20"/>
     <w:pPr>
       <w:spacing w:after="200" w:line="240" w:lineRule="auto"/>
     </w:pPr>
@@ -1353,7 +1353,7 @@
     <w:autoRedefine/>
     <w:uiPriority w:val="39"/>
     <w:unhideWhenUsed/>
-    <w:rsid w:val="0045292B"/>
+    <w:rsid w:val="00EE3D20"/>
     <w:pPr>
       <w:spacing w:after="100"/>
     </w:pPr>
@@ -1365,7 +1365,7 @@
     <w:autoRedefine/>
     <w:uiPriority w:val="39"/>
     <w:unhideWhenUsed/>
-    <w:rsid w:val="0045292B"/>
+    <w:rsid w:val="00EE3D20"/>
     <w:pPr>
       <w:spacing w:after="100"/>
       <w:ind w:left="240"/>
@@ -1378,7 +1378,7 @@
     <w:autoRedefine/>
     <w:uiPriority w:val="39"/>
     <w:unhideWhenUsed/>
-    <w:rsid w:val="0045292B"/>
+    <w:rsid w:val="00EE3D20"/>
     <w:pPr>
       <w:spacing w:after="100"/>
       <w:ind w:left="480"/>
